--- a/MC43NTA/1NDIyMjg/5Njk0Nj/c5MC4zN/DUxNTQxMj/Q5MjUxMD/Q0NDAuNTA/4ODAxMDk/yMTg0Njk/1MC43MTk/2MjM3Mzc0MT/Q0NjU2MC4/xODA5MDM1MDU/Lease_Deed_2021_June_14/Page 1 - Stamp Paper.docx
+++ b/MC43NTA/1NDIyMjg/5Njk0Nj/c5MC4zN/DUxNTQxMj/Q5MjUxMD/Q0NDAuNTA/4ODAxMDk/yMTg0Njk/1MC43MTk/2MjM3Mzc0MT/Q0NjU2MC4/xODA5MDM1MDU/Lease_Deed_2021_June_14/Page 1 - Stamp Paper.docx
@@ -370,6 +370,7 @@
     </w:p>
     <w:p>
       <w:pPr>
+        <w:jc w:val="right"/>
         <w:rPr>
           <w:rFonts w:ascii="Bookman Old Style" w:hAnsi="Bookman Old Style"/>
           <w:b/>
@@ -427,6 +428,7 @@
         <w:lang w:val="en-US"/>
       </w:rPr>
     </w:pPr>
+    <w:proofErr w:type="spellStart"/>
     <w:r>
       <w:rPr>
         <w:rFonts w:ascii="Bookman Old Style" w:hAnsi="Bookman Old Style" w:cs="Bookman Old Style"/>
@@ -443,7 +445,26 @@
         <w:bCs/>
         <w:lang w:val="en-US"/>
       </w:rPr>
-      <w:t>ontd. . .</w:t>
+      <w:t>ontd</w:t>
+    </w:r>
+    <w:proofErr w:type="spellEnd"/>
+    <w:r>
+      <w:rPr>
+        <w:rFonts w:ascii="Bookman Old Style" w:hAnsi="Bookman Old Style" w:cs="Bookman Old Style"/>
+        <w:b/>
+        <w:bCs/>
+        <w:lang w:val="en-US"/>
+      </w:rPr>
+      <w:t xml:space="preserve"> </w:t>
+    </w:r>
+    <w:r>
+      <w:rPr>
+        <w:rFonts w:ascii="Bookman Old Style" w:hAnsi="Bookman Old Style" w:cs="Bookman Old Style"/>
+        <w:b/>
+        <w:bCs/>
+        <w:lang w:val="en-US"/>
+      </w:rPr>
+      <w:t>. . .</w:t>
     </w:r>
     <w:r>
       <w:rPr>
@@ -811,6 +832,7 @@
     <w:lsdException w:name="HTML Sample" w:semiHidden="1" w:unhideWhenUsed="1"/>
     <w:lsdException w:name="HTML Typewriter" w:semiHidden="1" w:unhideWhenUsed="1"/>
     <w:lsdException w:name="HTML Variable" w:semiHidden="1" w:unhideWhenUsed="1"/>
+    <w:lsdException w:name="Normal Table" w:semiHidden="1" w:unhideWhenUsed="1"/>
     <w:lsdException w:name="annotation subject" w:semiHidden="1" w:unhideWhenUsed="1"/>
     <w:lsdException w:name="No List" w:semiHidden="1" w:unhideWhenUsed="1"/>
     <w:lsdException w:name="Outline List 1" w:semiHidden="1" w:unhideWhenUsed="1"/>
@@ -857,8 +879,10 @@
     <w:lsdException w:name="Table Subtle 2" w:semiHidden="1" w:unhideWhenUsed="1"/>
     <w:lsdException w:name="Table Web 1" w:semiHidden="1" w:unhideWhenUsed="1"/>
     <w:lsdException w:name="Table Web 2" w:semiHidden="1" w:unhideWhenUsed="1"/>
+    <w:lsdException w:name="Table Web 3" w:semiHidden="1" w:unhideWhenUsed="1"/>
     <w:lsdException w:name="Balloon Text" w:semiHidden="1" w:unhideWhenUsed="1"/>
     <w:lsdException w:name="Table Grid" w:uiPriority="59"/>
+    <w:lsdException w:name="Table Theme" w:semiHidden="1" w:unhideWhenUsed="1"/>
     <w:lsdException w:name="Placeholder Text" w:semiHidden="1"/>
     <w:lsdException w:name="No Spacing" w:uiPriority="1" w:qFormat="1"/>
     <w:lsdException w:name="Light Shading" w:uiPriority="60"/>

--- a/MC43NTA/1NDIyMjg/5Njk0Nj/c5MC4zN/DUxNTQxMj/Q5MjUxMD/Q0NDAuNTA/4ODAxMDk/yMTg0Njk/1MC43MTk/2MjM3Mzc0MT/Q0NjU2MC4/xODA5MDM1MDU/Lease_Deed_2021_June_14/Page 1 - Stamp Paper.docx
+++ b/MC43NTA/1NDIyMjg/5Njk0Nj/c5MC4zN/DUxNTQxMj/Q5MjUxMD/Q0NDAuNTA/4ODAxMDk/yMTg0Njk/1MC43MTk/2MjM3Mzc0MT/Q0NjU2MC4/xODA5MDM1MDU/Lease_Deed_2021_June_14/Page 1 - Stamp Paper.docx
@@ -365,21 +365,192 @@
           <w:rFonts w:ascii="Bookman Old Style" w:hAnsi="Bookman Old Style"/>
           <w:sz w:val="24"/>
         </w:rPr>
+        <w:t xml:space="preserve"> </w:t>
+      </w:r>
+      <w:r>
+        <w:rPr>
+          <w:rFonts w:ascii="Bookman Old Style" w:hAnsi="Bookman Old Style"/>
+          <w:sz w:val="24"/>
+        </w:rPr>
         <w:t>[Herein after called the “Lessee” which term shall mean and include his legal heirs, representatives, successors, assignees, nominees etc,.]</w:t>
       </w:r>
     </w:p>
     <w:p>
       <w:pPr>
-        <w:jc w:val="right"/>
+        <w:tabs>
+          <w:tab w:val="left" w:pos="6698"/>
+        </w:tabs>
         <w:rPr>
           <w:rFonts w:ascii="Bookman Old Style" w:hAnsi="Bookman Old Style"/>
           <w:b/>
           <w:sz w:val="24"/>
         </w:rPr>
       </w:pPr>
+      <w:r>
+        <w:rPr>
+          <w:noProof/>
+          <w:lang w:val="en-US"/>
+        </w:rPr>
+        <mc:AlternateContent>
+          <mc:Choice Requires="wps">
+            <w:drawing>
+              <wp:anchor distT="0" distB="0" distL="114300" distR="114300" simplePos="0" relativeHeight="251659264" behindDoc="0" locked="0" layoutInCell="1" allowOverlap="1" wp14:anchorId="0D487198" wp14:editId="743C1102">
+                <wp:simplePos x="0" y="0"/>
+                <wp:positionH relativeFrom="rightMargin">
+                  <wp:posOffset>-1800225</wp:posOffset>
+                </wp:positionH>
+                <wp:positionV relativeFrom="bottomMargin">
+                  <wp:posOffset>0</wp:posOffset>
+                </wp:positionV>
+                <wp:extent cx="1735200" cy="525600"/>
+                <wp:effectExtent l="0" t="0" r="5080" b="0"/>
+                <wp:wrapSquare wrapText="bothSides"/>
+                <wp:docPr id="5" name="Text Box 5"/>
+                <wp:cNvGraphicFramePr/>
+                <a:graphic xmlns:a="http://schemas.openxmlformats.org/drawingml/2006/main">
+                  <a:graphicData uri="http://schemas.microsoft.com/office/word/2010/wordprocessingShape">
+                    <wps:wsp>
+                      <wps:cNvSpPr txBox="1"/>
+                      <wps:spPr>
+                        <a:xfrm>
+                          <a:off x="0" y="0"/>
+                          <a:ext cx="1735200" cy="525600"/>
+                        </a:xfrm>
+                        <a:prstGeom prst="rect">
+                          <a:avLst/>
+                        </a:prstGeom>
+                        <a:solidFill>
+                          <a:schemeClr val="lt1"/>
+                        </a:solidFill>
+                        <a:ln w="6350">
+                          <a:noFill/>
+                        </a:ln>
+                      </wps:spPr>
+                      <wps:txbx>
+                        <w:txbxContent>
+                          <w:p>
+                            <w:pPr>
+                              <w:jc w:val="right"/>
+                              <w:rPr>
+                                <w:rFonts w:ascii="Bookman Old Style" w:hAnsi="Bookman Old Style"/>
+                                <w:b/>
+                                <w:bCs/>
+                                <w:lang w:val="en-US"/>
+                              </w:rPr>
+                            </w:pPr>
+                            <w:r>
+                              <w:rPr>
+                                <w:rFonts w:ascii="Bookman Old Style" w:hAnsi="Bookman Old Style"/>
+                                <w:b/>
+                                <w:bCs/>
+                                <w:lang w:val="en-US"/>
+                              </w:rPr>
+                              <w:t>Contd . . .</w:t>
+                            </w:r>
+                            <w:r>
+                              <w:rPr>
+                                <w:rFonts w:ascii="Bookman Old Style" w:hAnsi="Bookman Old Style"/>
+                                <w:b/>
+                                <w:bCs/>
+                                <w:lang w:val="en-US"/>
+                              </w:rPr>
+                              <w:t xml:space="preserve"> </w:t>
+                            </w:r>
+                            <w:r>
+                              <w:rPr>
+                                <w:rFonts w:ascii="Bookman Old Style" w:hAnsi="Bookman Old Style"/>
+                                <w:b/>
+                                <w:bCs/>
+                                <w:lang w:val="en-US"/>
+                              </w:rPr>
+                              <w:t>2</w:t>
+                            </w:r>
+                          </w:p>
+                        </w:txbxContent>
+                      </wps:txbx>
+                      <wps:bodyPr rot="0" spcFirstLastPara="0" vertOverflow="overflow" horzOverflow="overflow" vert="horz" wrap="square" lIns="91440" tIns="45720" rIns="91440" bIns="45720" numCol="1" spcCol="0" rtlCol="0" fromWordArt="0" anchor="t" anchorCtr="0" forceAA="0" compatLnSpc="1">
+                        <a:prstTxWarp prst="textNoShape">
+                          <a:avLst/>
+                        </a:prstTxWarp>
+                        <a:noAutofit/>
+                      </wps:bodyPr>
+                    </wps:wsp>
+                  </a:graphicData>
+                </a:graphic>
+                <wp14:sizeRelH relativeFrom="margin">
+                  <wp14:pctWidth>0</wp14:pctWidth>
+                </wp14:sizeRelH>
+                <wp14:sizeRelV relativeFrom="margin">
+                  <wp14:pctHeight>0</wp14:pctHeight>
+                </wp14:sizeRelV>
+              </wp:anchor>
+            </w:drawing>
+          </mc:Choice>
+          <mc:Fallback>
+            <w:pict>
+              <v:shapetype w14:anchorId="0D487198" id="_x0000_t202" coordsize="21600,21600" o:spt="202" path="m,l,21600r21600,l21600,xe">
+                <v:stroke joinstyle="miter"/>
+                <v:path gradientshapeok="t" o:connecttype="rect"/>
+              </v:shapetype>
+              <v:shape id="Text Box 5" o:spid="_x0000_s1026" type="#_x0000_t202" style="position:absolute;margin-left:-141.75pt;margin-top:0;width:136.65pt;height:41.4pt;z-index:251659264;visibility:visible;mso-wrap-style:square;mso-width-percent:0;mso-height-percent:0;mso-wrap-distance-left:9pt;mso-wrap-distance-top:0;mso-wrap-distance-right:9pt;mso-wrap-distance-bottom:0;mso-position-horizontal:absolute;mso-position-horizontal-relative:right-margin-area;mso-position-vertical:absolute;mso-position-vertical-relative:bottom-margin-area;mso-width-percent:0;mso-height-percent:0;mso-width-relative:margin;mso-height-relative:margin;v-text-anchor:top" o:gfxdata="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" fillcolor="white [3201]" stroked="f" strokeweight=".5pt">
+                <v:textbox>
+                  <w:txbxContent>
+                    <w:p>
+                      <w:pPr>
+                        <w:jc w:val="right"/>
+                        <w:rPr>
+                          <w:rFonts w:ascii="Bookman Old Style" w:hAnsi="Bookman Old Style"/>
+                          <w:b/>
+                          <w:bCs/>
+                          <w:lang w:val="en-US"/>
+                        </w:rPr>
+                      </w:pPr>
+                      <w:r>
+                        <w:rPr>
+                          <w:rFonts w:ascii="Bookman Old Style" w:hAnsi="Bookman Old Style"/>
+                          <w:b/>
+                          <w:bCs/>
+                          <w:lang w:val="en-US"/>
+                        </w:rPr>
+                        <w:t>Contd . . .</w:t>
+                      </w:r>
+                      <w:r>
+                        <w:rPr>
+                          <w:rFonts w:ascii="Bookman Old Style" w:hAnsi="Bookman Old Style"/>
+                          <w:b/>
+                          <w:bCs/>
+                          <w:lang w:val="en-US"/>
+                        </w:rPr>
+                        <w:t xml:space="preserve"> </w:t>
+                      </w:r>
+                      <w:r>
+                        <w:rPr>
+                          <w:rFonts w:ascii="Bookman Old Style" w:hAnsi="Bookman Old Style"/>
+                          <w:b/>
+                          <w:bCs/>
+                          <w:lang w:val="en-US"/>
+                        </w:rPr>
+                        <w:t>2</w:t>
+                      </w:r>
+                    </w:p>
+                  </w:txbxContent>
+                </v:textbox>
+                <w10:wrap type="square" anchorx="margin" anchory="margin"/>
+              </v:shape>
+            </w:pict>
+          </mc:Fallback>
+        </mc:AlternateContent>
+      </w:r>
+      <w:r>
+        <w:rPr>
+          <w:rFonts w:ascii="Bookman Old Style" w:hAnsi="Bookman Old Style"/>
+          <w:b/>
+          <w:sz w:val="24"/>
+        </w:rPr>
+        <w:tab/>
+      </w:r>
     </w:p>
     <w:sectPr>
-      <w:footerReference w:type="default" r:id="rId7"/>
       <w:pgSz w:w="11909" w:h="16834" w:code="9"/>
       <w:pgMar w:top="9360" w:right="1872" w:bottom="1440" w:left="2304" w:header="706" w:footer="706" w:gutter="0"/>
       <w:pgNumType w:start="1"/>
@@ -413,85 +584,6 @@
     </w:p>
   </w:endnote>
 </w:endnotes>
-</file>
-
-<file path=word/footer1.xml><?xml version="1.0" encoding="utf-8"?>
-<w:ftr xmlns:wpc="http://schemas.microsoft.com/office/word/2010/wordprocessingCanvas" xmlns:cx="http://schemas.microsoft.com/office/drawing/2014/chartex" xmlns:cx1="http://schemas.microsoft.com/office/drawing/2015/9/8/chartex" xmlns:cx2="http://schemas.microsoft.com/office/drawing/2015/10/21/chartex" xmlns:cx3="http://schemas.microsoft.com/office/drawing/2016/5/9/chartex" xmlns:cx4="http://schemas.microsoft.com/office/drawing/2016/5/10/chartex" xmlns:cx5="http://schemas.microsoft.com/office/drawing/2016/5/11/chartex" xmlns:cx6="http://schemas.microsoft.com/office/drawing/2016/5/12/chartex" xmlns:cx7="http://schemas.microsoft.com/office/drawing/2016/5/13/chartex" xmlns:cx8="http://schemas.microsoft.com/office/drawing/2016/5/14/chartex" xmlns:mc="http://schemas.openxmlformats.org/markup-compatibility/2006" xmlns:aink="http://schemas.microsoft.com/office/drawing/2016/ink" xmlns:am3d="http://schemas.microsoft.com/office/drawing/2017/model3d" xmlns:o="urn:schemas-microsoft-com:office:office" xmlns:r="http://schemas.openxmlformats.org/officeDocument/2006/relationships" xmlns:m="http://schemas.openxmlformats.org/officeDocument/2006/math" xmlns:v="urn:schemas-microsoft-com:vml" xmlns:wp14="http://schemas.microsoft.com/office/word/2010/wordprocessingDrawing" xmlns:wp="http://schemas.openxmlformats.org/drawingml/2006/wordprocessingDrawing" xmlns:w10="urn:schemas-microsoft-com:office:word" xmlns:w="http://schemas.openxmlformats.org/wordprocessingml/2006/main" xmlns:w14="http://schemas.microsoft.com/office/word/2010/wordml" xmlns:w15="http://schemas.microsoft.com/office/word/2012/wordml" xmlns:w16cex="http://schemas.microsoft.com/office/word/2018/wordml/cex" xmlns:w16cid="http://schemas.microsoft.com/office/word/2016/wordml/cid" xmlns:w16="http://schemas.microsoft.com/office/word/2018/wordml" xmlns:w16se="http://schemas.microsoft.com/office/word/2015/wordml/symex" xmlns:wpg="http://schemas.microsoft.com/office/word/2010/wordprocessingGroup" xmlns:wpi="http://schemas.microsoft.com/office/word/2010/wordprocessingInk" xmlns:wne="http://schemas.microsoft.com/office/word/2006/wordml" xmlns:wps="http://schemas.microsoft.com/office/word/2010/wordprocessingShape" mc:Ignorable="w14 w15 w16se w16cid w16 w16cex wp14">
-  <w:p>
-    <w:pPr>
-      <w:pStyle w:val="Footer"/>
-      <w:jc w:val="right"/>
-      <w:rPr>
-        <w:rFonts w:ascii="Bookman Old Style" w:hAnsi="Bookman Old Style" w:cs="Bookman Old Style"/>
-        <w:b/>
-        <w:bCs/>
-        <w:lang w:val="en-US"/>
-      </w:rPr>
-    </w:pPr>
-    <w:proofErr w:type="spellStart"/>
-    <w:r>
-      <w:rPr>
-        <w:rFonts w:ascii="Bookman Old Style" w:hAnsi="Bookman Old Style" w:cs="Bookman Old Style"/>
-        <w:b/>
-        <w:bCs/>
-        <w:lang w:val="en-US"/>
-      </w:rPr>
-      <w:t>C</w:t>
-    </w:r>
-    <w:r>
-      <w:rPr>
-        <w:rFonts w:ascii="Bookman Old Style" w:hAnsi="Bookman Old Style" w:cs="Bookman Old Style"/>
-        <w:b/>
-        <w:bCs/>
-        <w:lang w:val="en-US"/>
-      </w:rPr>
-      <w:t>ontd</w:t>
-    </w:r>
-    <w:proofErr w:type="spellEnd"/>
-    <w:r>
-      <w:rPr>
-        <w:rFonts w:ascii="Bookman Old Style" w:hAnsi="Bookman Old Style" w:cs="Bookman Old Style"/>
-        <w:b/>
-        <w:bCs/>
-        <w:lang w:val="en-US"/>
-      </w:rPr>
-      <w:t xml:space="preserve"> </w:t>
-    </w:r>
-    <w:r>
-      <w:rPr>
-        <w:rFonts w:ascii="Bookman Old Style" w:hAnsi="Bookman Old Style" w:cs="Bookman Old Style"/>
-        <w:b/>
-        <w:bCs/>
-        <w:lang w:val="en-US"/>
-      </w:rPr>
-      <w:t>. . .</w:t>
-    </w:r>
-    <w:r>
-      <w:rPr>
-        <w:rFonts w:ascii="Bookman Old Style" w:hAnsi="Bookman Old Style" w:cs="Bookman Old Style"/>
-        <w:b/>
-        <w:bCs/>
-        <w:lang w:val="en-US"/>
-      </w:rPr>
-      <w:t xml:space="preserve"> 2</w:t>
-    </w:r>
-    <w:r>
-      <w:rPr>
-        <w:rFonts w:ascii="Bookman Old Style" w:hAnsi="Bookman Old Style" w:cs="Bookman Old Style"/>
-        <w:b/>
-        <w:bCs/>
-        <w:noProof/>
-        <w:lang w:val="en-US"/>
-      </w:rPr>
-      <w:t xml:space="preserve"> </w:t>
-    </w:r>
-  </w:p>
-  <w:p>
-    <w:pPr>
-      <w:pStyle w:val="Footer"/>
-    </w:pPr>
-  </w:p>
-</w:ftr>
 </file>
 
 <file path=word/footnotes.xml><?xml version="1.0" encoding="utf-8"?>
